--- a/docs/word/README.docx
+++ b/docs/word/README.docx
@@ -4,70 +4,74 @@
   <w:body>
     <w:p>
       <w:pPr>
-        <w:pStyle w:val="Heading1"/>
-      </w:pPr>
-      <w:r>
-        <w:rPr>
-          <w:rFonts w:ascii="Prompt" w:cs="Prompt" w:eastAsia="Prompt" w:hAnsi="Prompt"/>
-        </w:rPr>
-        <w:t xml:space="preserve">เอกสารระบบ WS-Sale-App (ชุดปฏิบัติการ)</w:t>
-      </w:r>
-    </w:p>
-    <w:p>
-      <w:pPr>
-        <w:pBdr>
-          <w:left w:val="single" w:color="2E75B6" w:sz="12" w:space="8"/>
-        </w:pBdr>
-        <w:spacing w:after="60"/>
-        <w:ind w:left="360"/>
-      </w:pPr>
-      <w:r>
-        <w:rPr>
-          <w:rFonts w:ascii="Prompt" w:cs="Prompt" w:eastAsia="Prompt" w:hAnsi="Prompt"/>
-          <w:color w:val="444444"/>
-        </w:rPr>
-        <w:t xml:space="preserve">World Fert Co., Ltd. · build v4.2.17 · ปรับปรุง 27 มิ.ย. 2569</w:t>
-      </w:r>
-    </w:p>
-    <w:p>
-      <w:pPr>
-        <w:pBdr>
-          <w:left w:val="single" w:color="2E75B6" w:sz="12" w:space="8"/>
-        </w:pBdr>
-        <w:spacing w:after="60"/>
-        <w:ind w:left="360"/>
-      </w:pPr>
-      <w:r>
-        <w:rPr>
-          <w:rFonts w:ascii="Prompt" w:cs="Prompt" w:eastAsia="Prompt" w:hAnsi="Prompt"/>
-          <w:color w:val="444444"/>
-        </w:rPr>
-        <w:t xml:space="preserve">ชุดเอกสารนี้จัดทำเพื่อการทดสอบ, ใช้งาน, และยื่นรับรอง </w:t>
-      </w:r>
+        <w:spacing w:after="0" w:before="1800"/>
+        <w:jc w:val="center"/>
+      </w:pPr>
       <w:r>
         <w:rPr>
           <w:rFonts w:ascii="Prompt" w:cs="Prompt" w:eastAsia="Prompt" w:hAnsi="Prompt"/>
           <w:b/>
           <w:bCs/>
-          <w:color w:val="444444"/>
-        </w:rPr>
-        <w:t xml:space="preserve">ISO 9001</w:t>
-      </w:r>
-    </w:p>
-    <w:p>
-      <w:pPr>
-        <w:pStyle w:val="Heading2"/>
-      </w:pPr>
-      <w:r>
-        <w:rPr>
-          <w:rFonts w:ascii="Prompt" w:cs="Prompt" w:eastAsia="Prompt" w:hAnsi="Prompt"/>
-        </w:rPr>
-        <w:t xml:space="preserve">ดัชนีเอกสาร (Document Index)</w:t>
+          <w:color w:val="0C447C"/>
+          <w:sz w:val="28"/>
+          <w:szCs w:val="28"/>
+        </w:rPr>
+        <w:t xml:space="preserve">WS-Sale-App</w:t>
+      </w:r>
+    </w:p>
+    <w:p>
+      <w:pPr>
+        <w:spacing w:after="0"/>
+        <w:jc w:val="center"/>
+      </w:pPr>
+      <w:r>
+        <w:rPr>
+          <w:rFonts w:ascii="Prompt" w:cs="Prompt" w:eastAsia="Prompt" w:hAnsi="Prompt"/>
+          <w:color w:val="BA7517"/>
+          <w:sz w:val="20"/>
+          <w:szCs w:val="20"/>
+        </w:rPr>
+        <w:t xml:space="preserve">World Fert Co., Ltd.</w:t>
+      </w:r>
+    </w:p>
+    <w:p>
+      <w:pPr>
+        <w:pBdr>
+          <w:bottom w:val="single" w:color="1F3864" w:sz="18" w:space="6"/>
+        </w:pBdr>
+        <w:spacing w:after="120" w:before="240"/>
+        <w:jc w:val="center"/>
+      </w:pPr>
+      <w:r>
+        <w:rPr>
+          <w:rFonts w:ascii="Prompt" w:cs="Prompt" w:eastAsia="Prompt" w:hAnsi="Prompt"/>
+          <w:b/>
+          <w:bCs/>
+          <w:color w:val="1F3864"/>
+          <w:sz w:val="40"/>
+          <w:szCs w:val="40"/>
+        </w:rPr>
+        <w:t xml:space="preserve">เอกสารระบบ WS-Sale-App (ชุดปฏิบัติการ)</w:t>
+      </w:r>
+    </w:p>
+    <w:p>
+      <w:pPr>
+        <w:spacing w:after="600" w:before="120"/>
+        <w:jc w:val="center"/>
+      </w:pPr>
+      <w:r>
+        <w:rPr>
+          <w:rFonts w:ascii="Prompt" w:cs="Prompt" w:eastAsia="Prompt" w:hAnsi="Prompt"/>
+          <w:color w:val="8A8A8A"/>
+          <w:sz w:val="18"/>
+          <w:szCs w:val="18"/>
+        </w:rPr>
+        <w:t xml:space="preserve">Enterprise Production Documentation · Confidential</w:t>
       </w:r>
     </w:p>
     <w:tbl>
       <w:tblPr>
-        <w:tblW w:type="dxa" w:w="9360"/>
+        <w:tblW w:type="dxa" w:w="9468"/>
         <w:tblBorders>
           <w:top w:val="single" w:color="auto" w:sz="4"/>
           <w:left w:val="single" w:color="auto" w:sz="4"/>
@@ -78,10 +82,10 @@
         </w:tblBorders>
       </w:tblPr>
       <w:tblGrid>
-        <w:gridCol w:w="2340"/>
-        <w:gridCol w:w="2340"/>
-        <w:gridCol w:w="2340"/>
-        <w:gridCol w:w="2340"/>
+        <w:gridCol w:w="2367"/>
+        <w:gridCol w:w="2367"/>
+        <w:gridCol w:w="2367"/>
+        <w:gridCol w:w="2367"/>
       </w:tblGrid>
       <w:tr>
         <w:trPr>
@@ -89,7 +93,7 @@
         </w:trPr>
         <w:tc>
           <w:tcPr>
-            <w:tcW w:type="dxa" w:w="2340"/>
+            <w:tcW w:type="dxa" w:w="2367"/>
             <w:tcBorders>
               <w:top w:val="single" w:color="C9D3E0" w:sz="1"/>
               <w:left w:val="single" w:color="C9D3E0" w:sz="1"/>
@@ -99,12 +103,16 @@
             <w:shd w:fill="1F3864" w:val="clear"/>
             <w:tcMar>
               <w:top w:type="dxa" w:w="40"/>
-              <w:left w:type="dxa" w:w="80"/>
-              <w:bottom w:type="dxa" w:w="40"/>
-              <w:right w:type="dxa" w:w="80"/>
-            </w:tcMar>
-          </w:tcPr>
-          <w:p>
+              <w:left w:type="dxa" w:w="90"/>
+              <w:bottom w:type="dxa" w:w="40"/>
+              <w:right w:type="dxa" w:w="90"/>
+            </w:tcMar>
+            <w:vAlign w:val="center"/>
+          </w:tcPr>
+          <w:p>
+            <w:pPr>
+              <w:spacing w:after="0" w:line="252"/>
+            </w:pPr>
             <w:r>
               <w:rPr>
                 <w:rFonts w:ascii="Prompt" w:cs="Prompt" w:eastAsia="Prompt" w:hAnsi="Prompt"/>
@@ -120,7 +128,7 @@
         </w:tc>
         <w:tc>
           <w:tcPr>
-            <w:tcW w:type="dxa" w:w="2340"/>
+            <w:tcW w:type="dxa" w:w="2367"/>
             <w:tcBorders>
               <w:top w:val="single" w:color="C9D3E0" w:sz="1"/>
               <w:left w:val="single" w:color="C9D3E0" w:sz="1"/>
@@ -130,12 +138,16 @@
             <w:shd w:fill="1F3864" w:val="clear"/>
             <w:tcMar>
               <w:top w:type="dxa" w:w="40"/>
-              <w:left w:type="dxa" w:w="80"/>
-              <w:bottom w:type="dxa" w:w="40"/>
-              <w:right w:type="dxa" w:w="80"/>
-            </w:tcMar>
-          </w:tcPr>
-          <w:p>
+              <w:left w:type="dxa" w:w="90"/>
+              <w:bottom w:type="dxa" w:w="40"/>
+              <w:right w:type="dxa" w:w="90"/>
+            </w:tcMar>
+            <w:vAlign w:val="center"/>
+          </w:tcPr>
+          <w:p>
+            <w:pPr>
+              <w:spacing w:after="0" w:line="252"/>
+            </w:pPr>
             <w:r>
               <w:rPr>
                 <w:rFonts w:ascii="Prompt" w:cs="Prompt" w:eastAsia="Prompt" w:hAnsi="Prompt"/>
@@ -151,7 +163,7 @@
         </w:tc>
         <w:tc>
           <w:tcPr>
-            <w:tcW w:type="dxa" w:w="2340"/>
+            <w:tcW w:type="dxa" w:w="2367"/>
             <w:tcBorders>
               <w:top w:val="single" w:color="C9D3E0" w:sz="1"/>
               <w:left w:val="single" w:color="C9D3E0" w:sz="1"/>
@@ -161,12 +173,16 @@
             <w:shd w:fill="1F3864" w:val="clear"/>
             <w:tcMar>
               <w:top w:type="dxa" w:w="40"/>
-              <w:left w:type="dxa" w:w="80"/>
-              <w:bottom w:type="dxa" w:w="40"/>
-              <w:right w:type="dxa" w:w="80"/>
-            </w:tcMar>
-          </w:tcPr>
-          <w:p>
+              <w:left w:type="dxa" w:w="90"/>
+              <w:bottom w:type="dxa" w:w="40"/>
+              <w:right w:type="dxa" w:w="90"/>
+            </w:tcMar>
+            <w:vAlign w:val="center"/>
+          </w:tcPr>
+          <w:p>
+            <w:pPr>
+              <w:spacing w:after="0" w:line="252"/>
+            </w:pPr>
             <w:r>
               <w:rPr>
                 <w:rFonts w:ascii="Prompt" w:cs="Prompt" w:eastAsia="Prompt" w:hAnsi="Prompt"/>
@@ -182,7 +198,7 @@
         </w:tc>
         <w:tc>
           <w:tcPr>
-            <w:tcW w:type="dxa" w:w="2340"/>
+            <w:tcW w:type="dxa" w:w="2367"/>
             <w:tcBorders>
               <w:top w:val="single" w:color="C9D3E0" w:sz="1"/>
               <w:left w:val="single" w:color="C9D3E0" w:sz="1"/>
@@ -192,12 +208,16 @@
             <w:shd w:fill="1F3864" w:val="clear"/>
             <w:tcMar>
               <w:top w:type="dxa" w:w="40"/>
-              <w:left w:type="dxa" w:w="80"/>
-              <w:bottom w:type="dxa" w:w="40"/>
-              <w:right w:type="dxa" w:w="80"/>
-            </w:tcMar>
-          </w:tcPr>
-          <w:p>
+              <w:left w:type="dxa" w:w="90"/>
+              <w:bottom w:type="dxa" w:w="40"/>
+              <w:right w:type="dxa" w:w="90"/>
+            </w:tcMar>
+            <w:vAlign w:val="center"/>
+          </w:tcPr>
+          <w:p>
+            <w:pPr>
+              <w:spacing w:after="0" w:line="252"/>
+            </w:pPr>
             <w:r>
               <w:rPr>
                 <w:rFonts w:ascii="Prompt" w:cs="Prompt" w:eastAsia="Prompt" w:hAnsi="Prompt"/>
@@ -215,7 +235,7 @@
       <w:tr>
         <w:tc>
           <w:tcPr>
-            <w:tcW w:type="dxa" w:w="2340"/>
+            <w:tcW w:type="dxa" w:w="2367"/>
             <w:tcBorders>
               <w:top w:val="single" w:color="C9D3E0" w:sz="1"/>
               <w:left w:val="single" w:color="C9D3E0" w:sz="1"/>
@@ -225,15 +245,20 @@
             <w:shd w:fill="FFFFFF" w:val="clear"/>
             <w:tcMar>
               <w:top w:type="dxa" w:w="40"/>
-              <w:left w:type="dxa" w:w="80"/>
-              <w:bottom w:type="dxa" w:w="40"/>
-              <w:right w:type="dxa" w:w="80"/>
-            </w:tcMar>
-          </w:tcPr>
-          <w:p>
-            <w:r>
-              <w:rPr>
-                <w:rFonts w:ascii="Prompt" w:cs="Prompt" w:eastAsia="Prompt" w:hAnsi="Prompt"/>
+              <w:left w:type="dxa" w:w="90"/>
+              <w:bottom w:type="dxa" w:w="40"/>
+              <w:right w:type="dxa" w:w="90"/>
+            </w:tcMar>
+            <w:vAlign w:val="center"/>
+          </w:tcPr>
+          <w:p>
+            <w:pPr>
+              <w:spacing w:after="0" w:line="252"/>
+            </w:pPr>
+            <w:r>
+              <w:rPr>
+                <w:rFonts w:ascii="Prompt" w:cs="Prompt" w:eastAsia="Prompt" w:hAnsi="Prompt"/>
+                <w:color w:val="1A1A1A"/>
                 <w:sz w:val="18"/>
                 <w:szCs w:val="18"/>
               </w:rPr>
@@ -243,7 +268,7 @@
         </w:tc>
         <w:tc>
           <w:tcPr>
-            <w:tcW w:type="dxa" w:w="2340"/>
+            <w:tcW w:type="dxa" w:w="2367"/>
             <w:tcBorders>
               <w:top w:val="single" w:color="C9D3E0" w:sz="1"/>
               <w:left w:val="single" w:color="C9D3E0" w:sz="1"/>
@@ -253,15 +278,20 @@
             <w:shd w:fill="FFFFFF" w:val="clear"/>
             <w:tcMar>
               <w:top w:type="dxa" w:w="40"/>
-              <w:left w:type="dxa" w:w="80"/>
-              <w:bottom w:type="dxa" w:w="40"/>
-              <w:right w:type="dxa" w:w="80"/>
-            </w:tcMar>
-          </w:tcPr>
-          <w:p>
-            <w:r>
-              <w:rPr>
-                <w:rFonts w:ascii="Prompt" w:cs="Prompt" w:eastAsia="Prompt" w:hAnsi="Prompt"/>
+              <w:left w:type="dxa" w:w="90"/>
+              <w:bottom w:type="dxa" w:w="40"/>
+              <w:right w:type="dxa" w:w="90"/>
+            </w:tcMar>
+            <w:vAlign w:val="center"/>
+          </w:tcPr>
+          <w:p>
+            <w:pPr>
+              <w:spacing w:after="0" w:line="252"/>
+            </w:pPr>
+            <w:r>
+              <w:rPr>
+                <w:rFonts w:ascii="Prompt" w:cs="Prompt" w:eastAsia="Prompt" w:hAnsi="Prompt"/>
+                <w:color w:val="1A1A1A"/>
                 <w:sz w:val="18"/>
                 <w:szCs w:val="18"/>
               </w:rPr>
@@ -271,7 +301,7 @@
         </w:tc>
         <w:tc>
           <w:tcPr>
-            <w:tcW w:type="dxa" w:w="2340"/>
+            <w:tcW w:type="dxa" w:w="2367"/>
             <w:tcBorders>
               <w:top w:val="single" w:color="C9D3E0" w:sz="1"/>
               <w:left w:val="single" w:color="C9D3E0" w:sz="1"/>
@@ -281,15 +311,20 @@
             <w:shd w:fill="FFFFFF" w:val="clear"/>
             <w:tcMar>
               <w:top w:type="dxa" w:w="40"/>
-              <w:left w:type="dxa" w:w="80"/>
-              <w:bottom w:type="dxa" w:w="40"/>
-              <w:right w:type="dxa" w:w="80"/>
-            </w:tcMar>
-          </w:tcPr>
-          <w:p>
-            <w:r>
-              <w:rPr>
-                <w:rFonts w:ascii="Prompt" w:cs="Prompt" w:eastAsia="Prompt" w:hAnsi="Prompt"/>
+              <w:left w:type="dxa" w:w="90"/>
+              <w:bottom w:type="dxa" w:w="40"/>
+              <w:right w:type="dxa" w:w="90"/>
+            </w:tcMar>
+            <w:vAlign w:val="center"/>
+          </w:tcPr>
+          <w:p>
+            <w:pPr>
+              <w:spacing w:after="0" w:line="252"/>
+            </w:pPr>
+            <w:r>
+              <w:rPr>
+                <w:rFonts w:ascii="Prompt" w:cs="Prompt" w:eastAsia="Prompt" w:hAnsi="Prompt"/>
+                <w:color w:val="1A1A1A"/>
                 <w:sz w:val="18"/>
                 <w:szCs w:val="18"/>
               </w:rPr>
@@ -300,6 +335,7 @@
                 <w:rFonts w:ascii="Prompt" w:cs="Prompt" w:eastAsia="Prompt" w:hAnsi="Prompt"/>
                 <w:b/>
                 <w:bCs/>
+                <w:color w:val="1A1A1A"/>
                 <w:sz w:val="18"/>
                 <w:szCs w:val="18"/>
               </w:rPr>
@@ -309,7 +345,7 @@
         </w:tc>
         <w:tc>
           <w:tcPr>
-            <w:tcW w:type="dxa" w:w="2340"/>
+            <w:tcW w:type="dxa" w:w="2367"/>
             <w:tcBorders>
               <w:top w:val="single" w:color="C9D3E0" w:sz="1"/>
               <w:left w:val="single" w:color="C9D3E0" w:sz="1"/>
@@ -319,15 +355,20 @@
             <w:shd w:fill="FFFFFF" w:val="clear"/>
             <w:tcMar>
               <w:top w:type="dxa" w:w="40"/>
-              <w:left w:type="dxa" w:w="80"/>
-              <w:bottom w:type="dxa" w:w="40"/>
-              <w:right w:type="dxa" w:w="80"/>
-            </w:tcMar>
-          </w:tcPr>
-          <w:p>
-            <w:r>
-              <w:rPr>
-                <w:rFonts w:ascii="Prompt" w:cs="Prompt" w:eastAsia="Prompt" w:hAnsi="Prompt"/>
+              <w:left w:type="dxa" w:w="90"/>
+              <w:bottom w:type="dxa" w:w="40"/>
+              <w:right w:type="dxa" w:w="90"/>
+            </w:tcMar>
+            <w:vAlign w:val="center"/>
+          </w:tcPr>
+          <w:p>
+            <w:pPr>
+              <w:spacing w:after="0" w:line="252"/>
+            </w:pPr>
+            <w:r>
+              <w:rPr>
+                <w:rFonts w:ascii="Prompt" w:cs="Prompt" w:eastAsia="Prompt" w:hAnsi="Prompt"/>
+                <w:color w:val="1A1A1A"/>
                 <w:sz w:val="18"/>
                 <w:szCs w:val="18"/>
               </w:rPr>
@@ -339,25 +380,30 @@
       <w:tr>
         <w:tc>
           <w:tcPr>
-            <w:tcW w:type="dxa" w:w="2340"/>
-            <w:tcBorders>
-              <w:top w:val="single" w:color="C9D3E0" w:sz="1"/>
-              <w:left w:val="single" w:color="C9D3E0" w:sz="1"/>
-              <w:bottom w:val="single" w:color="C9D3E0" w:sz="1"/>
-              <w:right w:val="single" w:color="C9D3E0" w:sz="1"/>
-            </w:tcBorders>
-            <w:shd w:fill="FFFFFF" w:val="clear"/>
-            <w:tcMar>
-              <w:top w:type="dxa" w:w="40"/>
-              <w:left w:type="dxa" w:w="80"/>
-              <w:bottom w:type="dxa" w:w="40"/>
-              <w:right w:type="dxa" w:w="80"/>
-            </w:tcMar>
-          </w:tcPr>
-          <w:p>
-            <w:r>
-              <w:rPr>
-                <w:rFonts w:ascii="Prompt" w:cs="Prompt" w:eastAsia="Prompt" w:hAnsi="Prompt"/>
+            <w:tcW w:type="dxa" w:w="2367"/>
+            <w:tcBorders>
+              <w:top w:val="single" w:color="C9D3E0" w:sz="1"/>
+              <w:left w:val="single" w:color="C9D3E0" w:sz="1"/>
+              <w:bottom w:val="single" w:color="C9D3E0" w:sz="1"/>
+              <w:right w:val="single" w:color="C9D3E0" w:sz="1"/>
+            </w:tcBorders>
+            <w:shd w:fill="F4F6FA" w:val="clear"/>
+            <w:tcMar>
+              <w:top w:type="dxa" w:w="40"/>
+              <w:left w:type="dxa" w:w="90"/>
+              <w:bottom w:type="dxa" w:w="40"/>
+              <w:right w:type="dxa" w:w="90"/>
+            </w:tcMar>
+            <w:vAlign w:val="center"/>
+          </w:tcPr>
+          <w:p>
+            <w:pPr>
+              <w:spacing w:after="0" w:line="252"/>
+            </w:pPr>
+            <w:r>
+              <w:rPr>
+                <w:rFonts w:ascii="Prompt" w:cs="Prompt" w:eastAsia="Prompt" w:hAnsi="Prompt"/>
+                <w:color w:val="1A1A1A"/>
                 <w:sz w:val="18"/>
                 <w:szCs w:val="18"/>
               </w:rPr>
@@ -367,25 +413,30 @@
         </w:tc>
         <w:tc>
           <w:tcPr>
-            <w:tcW w:type="dxa" w:w="2340"/>
-            <w:tcBorders>
-              <w:top w:val="single" w:color="C9D3E0" w:sz="1"/>
-              <w:left w:val="single" w:color="C9D3E0" w:sz="1"/>
-              <w:bottom w:val="single" w:color="C9D3E0" w:sz="1"/>
-              <w:right w:val="single" w:color="C9D3E0" w:sz="1"/>
-            </w:tcBorders>
-            <w:shd w:fill="FFFFFF" w:val="clear"/>
-            <w:tcMar>
-              <w:top w:type="dxa" w:w="40"/>
-              <w:left w:type="dxa" w:w="80"/>
-              <w:bottom w:type="dxa" w:w="40"/>
-              <w:right w:type="dxa" w:w="80"/>
-            </w:tcMar>
-          </w:tcPr>
-          <w:p>
-            <w:r>
-              <w:rPr>
-                <w:rFonts w:ascii="Prompt" w:cs="Prompt" w:eastAsia="Prompt" w:hAnsi="Prompt"/>
+            <w:tcW w:type="dxa" w:w="2367"/>
+            <w:tcBorders>
+              <w:top w:val="single" w:color="C9D3E0" w:sz="1"/>
+              <w:left w:val="single" w:color="C9D3E0" w:sz="1"/>
+              <w:bottom w:val="single" w:color="C9D3E0" w:sz="1"/>
+              <w:right w:val="single" w:color="C9D3E0" w:sz="1"/>
+            </w:tcBorders>
+            <w:shd w:fill="F4F6FA" w:val="clear"/>
+            <w:tcMar>
+              <w:top w:type="dxa" w:w="40"/>
+              <w:left w:type="dxa" w:w="90"/>
+              <w:bottom w:type="dxa" w:w="40"/>
+              <w:right w:type="dxa" w:w="90"/>
+            </w:tcMar>
+            <w:vAlign w:val="center"/>
+          </w:tcPr>
+          <w:p>
+            <w:pPr>
+              <w:spacing w:after="0" w:line="252"/>
+            </w:pPr>
+            <w:r>
+              <w:rPr>
+                <w:rFonts w:ascii="Prompt" w:cs="Prompt" w:eastAsia="Prompt" w:hAnsi="Prompt"/>
+                <w:color w:val="1A1A1A"/>
                 <w:sz w:val="18"/>
                 <w:szCs w:val="18"/>
               </w:rPr>
@@ -395,25 +446,30 @@
         </w:tc>
         <w:tc>
           <w:tcPr>
-            <w:tcW w:type="dxa" w:w="2340"/>
-            <w:tcBorders>
-              <w:top w:val="single" w:color="C9D3E0" w:sz="1"/>
-              <w:left w:val="single" w:color="C9D3E0" w:sz="1"/>
-              <w:bottom w:val="single" w:color="C9D3E0" w:sz="1"/>
-              <w:right w:val="single" w:color="C9D3E0" w:sz="1"/>
-            </w:tcBorders>
-            <w:shd w:fill="FFFFFF" w:val="clear"/>
-            <w:tcMar>
-              <w:top w:type="dxa" w:w="40"/>
-              <w:left w:type="dxa" w:w="80"/>
-              <w:bottom w:type="dxa" w:w="40"/>
-              <w:right w:type="dxa" w:w="80"/>
-            </w:tcMar>
-          </w:tcPr>
-          <w:p>
-            <w:r>
-              <w:rPr>
-                <w:rFonts w:ascii="Prompt" w:cs="Prompt" w:eastAsia="Prompt" w:hAnsi="Prompt"/>
+            <w:tcW w:type="dxa" w:w="2367"/>
+            <w:tcBorders>
+              <w:top w:val="single" w:color="C9D3E0" w:sz="1"/>
+              <w:left w:val="single" w:color="C9D3E0" w:sz="1"/>
+              <w:bottom w:val="single" w:color="C9D3E0" w:sz="1"/>
+              <w:right w:val="single" w:color="C9D3E0" w:sz="1"/>
+            </w:tcBorders>
+            <w:shd w:fill="F4F6FA" w:val="clear"/>
+            <w:tcMar>
+              <w:top w:type="dxa" w:w="40"/>
+              <w:left w:type="dxa" w:w="90"/>
+              <w:bottom w:type="dxa" w:w="40"/>
+              <w:right w:type="dxa" w:w="90"/>
+            </w:tcMar>
+            <w:vAlign w:val="center"/>
+          </w:tcPr>
+          <w:p>
+            <w:pPr>
+              <w:spacing w:after="0" w:line="252"/>
+            </w:pPr>
+            <w:r>
+              <w:rPr>
+                <w:rFonts w:ascii="Prompt" w:cs="Prompt" w:eastAsia="Prompt" w:hAnsi="Prompt"/>
+                <w:color w:val="1A1A1A"/>
                 <w:sz w:val="18"/>
                 <w:szCs w:val="18"/>
               </w:rPr>
@@ -423,25 +479,30 @@
         </w:tc>
         <w:tc>
           <w:tcPr>
-            <w:tcW w:type="dxa" w:w="2340"/>
-            <w:tcBorders>
-              <w:top w:val="single" w:color="C9D3E0" w:sz="1"/>
-              <w:left w:val="single" w:color="C9D3E0" w:sz="1"/>
-              <w:bottom w:val="single" w:color="C9D3E0" w:sz="1"/>
-              <w:right w:val="single" w:color="C9D3E0" w:sz="1"/>
-            </w:tcBorders>
-            <w:shd w:fill="FFFFFF" w:val="clear"/>
-            <w:tcMar>
-              <w:top w:type="dxa" w:w="40"/>
-              <w:left w:type="dxa" w:w="80"/>
-              <w:bottom w:type="dxa" w:w="40"/>
-              <w:right w:type="dxa" w:w="80"/>
-            </w:tcMar>
-          </w:tcPr>
-          <w:p>
-            <w:r>
-              <w:rPr>
-                <w:rFonts w:ascii="Prompt" w:cs="Prompt" w:eastAsia="Prompt" w:hAnsi="Prompt"/>
+            <w:tcW w:type="dxa" w:w="2367"/>
+            <w:tcBorders>
+              <w:top w:val="single" w:color="C9D3E0" w:sz="1"/>
+              <w:left w:val="single" w:color="C9D3E0" w:sz="1"/>
+              <w:bottom w:val="single" w:color="C9D3E0" w:sz="1"/>
+              <w:right w:val="single" w:color="C9D3E0" w:sz="1"/>
+            </w:tcBorders>
+            <w:shd w:fill="F4F6FA" w:val="clear"/>
+            <w:tcMar>
+              <w:top w:type="dxa" w:w="40"/>
+              <w:left w:type="dxa" w:w="90"/>
+              <w:bottom w:type="dxa" w:w="40"/>
+              <w:right w:type="dxa" w:w="90"/>
+            </w:tcMar>
+            <w:vAlign w:val="center"/>
+          </w:tcPr>
+          <w:p>
+            <w:pPr>
+              <w:spacing w:after="0" w:line="252"/>
+            </w:pPr>
+            <w:r>
+              <w:rPr>
+                <w:rFonts w:ascii="Prompt" w:cs="Prompt" w:eastAsia="Prompt" w:hAnsi="Prompt"/>
+                <w:color w:val="1A1A1A"/>
                 <w:sz w:val="18"/>
                 <w:szCs w:val="18"/>
               </w:rPr>
@@ -453,7 +514,7 @@
       <w:tr>
         <w:tc>
           <w:tcPr>
-            <w:tcW w:type="dxa" w:w="2340"/>
+            <w:tcW w:type="dxa" w:w="2367"/>
             <w:tcBorders>
               <w:top w:val="single" w:color="C9D3E0" w:sz="1"/>
               <w:left w:val="single" w:color="C9D3E0" w:sz="1"/>
@@ -463,15 +524,20 @@
             <w:shd w:fill="FFFFFF" w:val="clear"/>
             <w:tcMar>
               <w:top w:type="dxa" w:w="40"/>
-              <w:left w:type="dxa" w:w="80"/>
-              <w:bottom w:type="dxa" w:w="40"/>
-              <w:right w:type="dxa" w:w="80"/>
-            </w:tcMar>
-          </w:tcPr>
-          <w:p>
-            <w:r>
-              <w:rPr>
-                <w:rFonts w:ascii="Prompt" w:cs="Prompt" w:eastAsia="Prompt" w:hAnsi="Prompt"/>
+              <w:left w:type="dxa" w:w="90"/>
+              <w:bottom w:type="dxa" w:w="40"/>
+              <w:right w:type="dxa" w:w="90"/>
+            </w:tcMar>
+            <w:vAlign w:val="center"/>
+          </w:tcPr>
+          <w:p>
+            <w:pPr>
+              <w:spacing w:after="0" w:line="252"/>
+            </w:pPr>
+            <w:r>
+              <w:rPr>
+                <w:rFonts w:ascii="Prompt" w:cs="Prompt" w:eastAsia="Prompt" w:hAnsi="Prompt"/>
+                <w:color w:val="1A1A1A"/>
                 <w:sz w:val="18"/>
                 <w:szCs w:val="18"/>
               </w:rPr>
@@ -481,7 +547,7 @@
         </w:tc>
         <w:tc>
           <w:tcPr>
-            <w:tcW w:type="dxa" w:w="2340"/>
+            <w:tcW w:type="dxa" w:w="2367"/>
             <w:tcBorders>
               <w:top w:val="single" w:color="C9D3E0" w:sz="1"/>
               <w:left w:val="single" w:color="C9D3E0" w:sz="1"/>
@@ -491,15 +557,20 @@
             <w:shd w:fill="FFFFFF" w:val="clear"/>
             <w:tcMar>
               <w:top w:type="dxa" w:w="40"/>
-              <w:left w:type="dxa" w:w="80"/>
-              <w:bottom w:type="dxa" w:w="40"/>
-              <w:right w:type="dxa" w:w="80"/>
-            </w:tcMar>
-          </w:tcPr>
-          <w:p>
-            <w:r>
-              <w:rPr>
-                <w:rFonts w:ascii="Prompt" w:cs="Prompt" w:eastAsia="Prompt" w:hAnsi="Prompt"/>
+              <w:left w:type="dxa" w:w="90"/>
+              <w:bottom w:type="dxa" w:w="40"/>
+              <w:right w:type="dxa" w:w="90"/>
+            </w:tcMar>
+            <w:vAlign w:val="center"/>
+          </w:tcPr>
+          <w:p>
+            <w:pPr>
+              <w:spacing w:after="0" w:line="252"/>
+            </w:pPr>
+            <w:r>
+              <w:rPr>
+                <w:rFonts w:ascii="Prompt" w:cs="Prompt" w:eastAsia="Prompt" w:hAnsi="Prompt"/>
+                <w:color w:val="1A1A1A"/>
                 <w:sz w:val="18"/>
                 <w:szCs w:val="18"/>
               </w:rPr>
@@ -509,7 +580,7 @@
         </w:tc>
         <w:tc>
           <w:tcPr>
-            <w:tcW w:type="dxa" w:w="2340"/>
+            <w:tcW w:type="dxa" w:w="2367"/>
             <w:tcBorders>
               <w:top w:val="single" w:color="C9D3E0" w:sz="1"/>
               <w:left w:val="single" w:color="C9D3E0" w:sz="1"/>
@@ -519,15 +590,20 @@
             <w:shd w:fill="FFFFFF" w:val="clear"/>
             <w:tcMar>
               <w:top w:type="dxa" w:w="40"/>
-              <w:left w:type="dxa" w:w="80"/>
-              <w:bottom w:type="dxa" w:w="40"/>
-              <w:right w:type="dxa" w:w="80"/>
-            </w:tcMar>
-          </w:tcPr>
-          <w:p>
-            <w:r>
-              <w:rPr>
-                <w:rFonts w:ascii="Prompt" w:cs="Prompt" w:eastAsia="Prompt" w:hAnsi="Prompt"/>
+              <w:left w:type="dxa" w:w="90"/>
+              <w:bottom w:type="dxa" w:w="40"/>
+              <w:right w:type="dxa" w:w="90"/>
+            </w:tcMar>
+            <w:vAlign w:val="center"/>
+          </w:tcPr>
+          <w:p>
+            <w:pPr>
+              <w:spacing w:after="0" w:line="252"/>
+            </w:pPr>
+            <w:r>
+              <w:rPr>
+                <w:rFonts w:ascii="Prompt" w:cs="Prompt" w:eastAsia="Prompt" w:hAnsi="Prompt"/>
+                <w:color w:val="1A1A1A"/>
                 <w:sz w:val="18"/>
                 <w:szCs w:val="18"/>
               </w:rPr>
@@ -537,7 +613,7 @@
         </w:tc>
         <w:tc>
           <w:tcPr>
-            <w:tcW w:type="dxa" w:w="2340"/>
+            <w:tcW w:type="dxa" w:w="2367"/>
             <w:tcBorders>
               <w:top w:val="single" w:color="C9D3E0" w:sz="1"/>
               <w:left w:val="single" w:color="C9D3E0" w:sz="1"/>
@@ -547,15 +623,20 @@
             <w:shd w:fill="FFFFFF" w:val="clear"/>
             <w:tcMar>
               <w:top w:type="dxa" w:w="40"/>
-              <w:left w:type="dxa" w:w="80"/>
-              <w:bottom w:type="dxa" w:w="40"/>
-              <w:right w:type="dxa" w:w="80"/>
-            </w:tcMar>
-          </w:tcPr>
-          <w:p>
-            <w:r>
-              <w:rPr>
-                <w:rFonts w:ascii="Prompt" w:cs="Prompt" w:eastAsia="Prompt" w:hAnsi="Prompt"/>
+              <w:left w:type="dxa" w:w="90"/>
+              <w:bottom w:type="dxa" w:w="40"/>
+              <w:right w:type="dxa" w:w="90"/>
+            </w:tcMar>
+            <w:vAlign w:val="center"/>
+          </w:tcPr>
+          <w:p>
+            <w:pPr>
+              <w:spacing w:after="0" w:line="252"/>
+            </w:pPr>
+            <w:r>
+              <w:rPr>
+                <w:rFonts w:ascii="Prompt" w:cs="Prompt" w:eastAsia="Prompt" w:hAnsi="Prompt"/>
+                <w:color w:val="1A1A1A"/>
                 <w:sz w:val="18"/>
                 <w:szCs w:val="18"/>
               </w:rPr>
@@ -567,25 +648,30 @@
       <w:tr>
         <w:tc>
           <w:tcPr>
-            <w:tcW w:type="dxa" w:w="2340"/>
-            <w:tcBorders>
-              <w:top w:val="single" w:color="C9D3E0" w:sz="1"/>
-              <w:left w:val="single" w:color="C9D3E0" w:sz="1"/>
-              <w:bottom w:val="single" w:color="C9D3E0" w:sz="1"/>
-              <w:right w:val="single" w:color="C9D3E0" w:sz="1"/>
-            </w:tcBorders>
-            <w:shd w:fill="FFFFFF" w:val="clear"/>
-            <w:tcMar>
-              <w:top w:type="dxa" w:w="40"/>
-              <w:left w:type="dxa" w:w="80"/>
-              <w:bottom w:type="dxa" w:w="40"/>
-              <w:right w:type="dxa" w:w="80"/>
-            </w:tcMar>
-          </w:tcPr>
-          <w:p>
-            <w:r>
-              <w:rPr>
-                <w:rFonts w:ascii="Prompt" w:cs="Prompt" w:eastAsia="Prompt" w:hAnsi="Prompt"/>
+            <w:tcW w:type="dxa" w:w="2367"/>
+            <w:tcBorders>
+              <w:top w:val="single" w:color="C9D3E0" w:sz="1"/>
+              <w:left w:val="single" w:color="C9D3E0" w:sz="1"/>
+              <w:bottom w:val="single" w:color="C9D3E0" w:sz="1"/>
+              <w:right w:val="single" w:color="C9D3E0" w:sz="1"/>
+            </w:tcBorders>
+            <w:shd w:fill="F4F6FA" w:val="clear"/>
+            <w:tcMar>
+              <w:top w:type="dxa" w:w="40"/>
+              <w:left w:type="dxa" w:w="90"/>
+              <w:bottom w:type="dxa" w:w="40"/>
+              <w:right w:type="dxa" w:w="90"/>
+            </w:tcMar>
+            <w:vAlign w:val="center"/>
+          </w:tcPr>
+          <w:p>
+            <w:pPr>
+              <w:spacing w:after="0" w:line="252"/>
+            </w:pPr>
+            <w:r>
+              <w:rPr>
+                <w:rFonts w:ascii="Prompt" w:cs="Prompt" w:eastAsia="Prompt" w:hAnsi="Prompt"/>
+                <w:color w:val="1A1A1A"/>
                 <w:sz w:val="18"/>
                 <w:szCs w:val="18"/>
               </w:rPr>
@@ -595,25 +681,30 @@
         </w:tc>
         <w:tc>
           <w:tcPr>
-            <w:tcW w:type="dxa" w:w="2340"/>
-            <w:tcBorders>
-              <w:top w:val="single" w:color="C9D3E0" w:sz="1"/>
-              <w:left w:val="single" w:color="C9D3E0" w:sz="1"/>
-              <w:bottom w:val="single" w:color="C9D3E0" w:sz="1"/>
-              <w:right w:val="single" w:color="C9D3E0" w:sz="1"/>
-            </w:tcBorders>
-            <w:shd w:fill="FFFFFF" w:val="clear"/>
-            <w:tcMar>
-              <w:top w:type="dxa" w:w="40"/>
-              <w:left w:type="dxa" w:w="80"/>
-              <w:bottom w:type="dxa" w:w="40"/>
-              <w:right w:type="dxa" w:w="80"/>
-            </w:tcMar>
-          </w:tcPr>
-          <w:p>
-            <w:r>
-              <w:rPr>
-                <w:rFonts w:ascii="Prompt" w:cs="Prompt" w:eastAsia="Prompt" w:hAnsi="Prompt"/>
+            <w:tcW w:type="dxa" w:w="2367"/>
+            <w:tcBorders>
+              <w:top w:val="single" w:color="C9D3E0" w:sz="1"/>
+              <w:left w:val="single" w:color="C9D3E0" w:sz="1"/>
+              <w:bottom w:val="single" w:color="C9D3E0" w:sz="1"/>
+              <w:right w:val="single" w:color="C9D3E0" w:sz="1"/>
+            </w:tcBorders>
+            <w:shd w:fill="F4F6FA" w:val="clear"/>
+            <w:tcMar>
+              <w:top w:type="dxa" w:w="40"/>
+              <w:left w:type="dxa" w:w="90"/>
+              <w:bottom w:type="dxa" w:w="40"/>
+              <w:right w:type="dxa" w:w="90"/>
+            </w:tcMar>
+            <w:vAlign w:val="center"/>
+          </w:tcPr>
+          <w:p>
+            <w:pPr>
+              <w:spacing w:after="0" w:line="252"/>
+            </w:pPr>
+            <w:r>
+              <w:rPr>
+                <w:rFonts w:ascii="Prompt" w:cs="Prompt" w:eastAsia="Prompt" w:hAnsi="Prompt"/>
+                <w:color w:val="1A1A1A"/>
                 <w:sz w:val="18"/>
                 <w:szCs w:val="18"/>
               </w:rPr>
@@ -623,25 +714,30 @@
         </w:tc>
         <w:tc>
           <w:tcPr>
-            <w:tcW w:type="dxa" w:w="2340"/>
-            <w:tcBorders>
-              <w:top w:val="single" w:color="C9D3E0" w:sz="1"/>
-              <w:left w:val="single" w:color="C9D3E0" w:sz="1"/>
-              <w:bottom w:val="single" w:color="C9D3E0" w:sz="1"/>
-              <w:right w:val="single" w:color="C9D3E0" w:sz="1"/>
-            </w:tcBorders>
-            <w:shd w:fill="FFFFFF" w:val="clear"/>
-            <w:tcMar>
-              <w:top w:type="dxa" w:w="40"/>
-              <w:left w:type="dxa" w:w="80"/>
-              <w:bottom w:type="dxa" w:w="40"/>
-              <w:right w:type="dxa" w:w="80"/>
-            </w:tcMar>
-          </w:tcPr>
-          <w:p>
-            <w:r>
-              <w:rPr>
-                <w:rFonts w:ascii="Prompt" w:cs="Prompt" w:eastAsia="Prompt" w:hAnsi="Prompt"/>
+            <w:tcW w:type="dxa" w:w="2367"/>
+            <w:tcBorders>
+              <w:top w:val="single" w:color="C9D3E0" w:sz="1"/>
+              <w:left w:val="single" w:color="C9D3E0" w:sz="1"/>
+              <w:bottom w:val="single" w:color="C9D3E0" w:sz="1"/>
+              <w:right w:val="single" w:color="C9D3E0" w:sz="1"/>
+            </w:tcBorders>
+            <w:shd w:fill="F4F6FA" w:val="clear"/>
+            <w:tcMar>
+              <w:top w:type="dxa" w:w="40"/>
+              <w:left w:type="dxa" w:w="90"/>
+              <w:bottom w:type="dxa" w:w="40"/>
+              <w:right w:type="dxa" w:w="90"/>
+            </w:tcMar>
+            <w:vAlign w:val="center"/>
+          </w:tcPr>
+          <w:p>
+            <w:pPr>
+              <w:spacing w:after="0" w:line="252"/>
+            </w:pPr>
+            <w:r>
+              <w:rPr>
+                <w:rFonts w:ascii="Prompt" w:cs="Prompt" w:eastAsia="Prompt" w:hAnsi="Prompt"/>
+                <w:color w:val="1A1A1A"/>
                 <w:sz w:val="18"/>
                 <w:szCs w:val="18"/>
               </w:rPr>
@@ -651,25 +747,30 @@
         </w:tc>
         <w:tc>
           <w:tcPr>
-            <w:tcW w:type="dxa" w:w="2340"/>
-            <w:tcBorders>
-              <w:top w:val="single" w:color="C9D3E0" w:sz="1"/>
-              <w:left w:val="single" w:color="C9D3E0" w:sz="1"/>
-              <w:bottom w:val="single" w:color="C9D3E0" w:sz="1"/>
-              <w:right w:val="single" w:color="C9D3E0" w:sz="1"/>
-            </w:tcBorders>
-            <w:shd w:fill="FFFFFF" w:val="clear"/>
-            <w:tcMar>
-              <w:top w:type="dxa" w:w="40"/>
-              <w:left w:type="dxa" w:w="80"/>
-              <w:bottom w:type="dxa" w:w="40"/>
-              <w:right w:type="dxa" w:w="80"/>
-            </w:tcMar>
-          </w:tcPr>
-          <w:p>
-            <w:r>
-              <w:rPr>
-                <w:rFonts w:ascii="Prompt" w:cs="Prompt" w:eastAsia="Prompt" w:hAnsi="Prompt"/>
+            <w:tcW w:type="dxa" w:w="2367"/>
+            <w:tcBorders>
+              <w:top w:val="single" w:color="C9D3E0" w:sz="1"/>
+              <w:left w:val="single" w:color="C9D3E0" w:sz="1"/>
+              <w:bottom w:val="single" w:color="C9D3E0" w:sz="1"/>
+              <w:right w:val="single" w:color="C9D3E0" w:sz="1"/>
+            </w:tcBorders>
+            <w:shd w:fill="F4F6FA" w:val="clear"/>
+            <w:tcMar>
+              <w:top w:type="dxa" w:w="40"/>
+              <w:left w:type="dxa" w:w="90"/>
+              <w:bottom w:type="dxa" w:w="40"/>
+              <w:right w:type="dxa" w:w="90"/>
+            </w:tcMar>
+            <w:vAlign w:val="center"/>
+          </w:tcPr>
+          <w:p>
+            <w:pPr>
+              <w:spacing w:after="0" w:line="252"/>
+            </w:pPr>
+            <w:r>
+              <w:rPr>
+                <w:rFonts w:ascii="Prompt" w:cs="Prompt" w:eastAsia="Prompt" w:hAnsi="Prompt"/>
+                <w:color w:val="1A1A1A"/>
                 <w:sz w:val="18"/>
                 <w:szCs w:val="18"/>
               </w:rPr>
@@ -681,7 +782,7 @@
       <w:tr>
         <w:tc>
           <w:tcPr>
-            <w:tcW w:type="dxa" w:w="2340"/>
+            <w:tcW w:type="dxa" w:w="2367"/>
             <w:tcBorders>
               <w:top w:val="single" w:color="C9D3E0" w:sz="1"/>
               <w:left w:val="single" w:color="C9D3E0" w:sz="1"/>
@@ -691,15 +792,20 @@
             <w:shd w:fill="FFFFFF" w:val="clear"/>
             <w:tcMar>
               <w:top w:type="dxa" w:w="40"/>
-              <w:left w:type="dxa" w:w="80"/>
-              <w:bottom w:type="dxa" w:w="40"/>
-              <w:right w:type="dxa" w:w="80"/>
-            </w:tcMar>
-          </w:tcPr>
-          <w:p>
-            <w:r>
-              <w:rPr>
-                <w:rFonts w:ascii="Prompt" w:cs="Prompt" w:eastAsia="Prompt" w:hAnsi="Prompt"/>
+              <w:left w:type="dxa" w:w="90"/>
+              <w:bottom w:type="dxa" w:w="40"/>
+              <w:right w:type="dxa" w:w="90"/>
+            </w:tcMar>
+            <w:vAlign w:val="center"/>
+          </w:tcPr>
+          <w:p>
+            <w:pPr>
+              <w:spacing w:after="0" w:line="252"/>
+            </w:pPr>
+            <w:r>
+              <w:rPr>
+                <w:rFonts w:ascii="Prompt" w:cs="Prompt" w:eastAsia="Prompt" w:hAnsi="Prompt"/>
+                <w:color w:val="1A1A1A"/>
                 <w:sz w:val="18"/>
                 <w:szCs w:val="18"/>
               </w:rPr>
@@ -709,7 +815,7 @@
         </w:tc>
         <w:tc>
           <w:tcPr>
-            <w:tcW w:type="dxa" w:w="2340"/>
+            <w:tcW w:type="dxa" w:w="2367"/>
             <w:tcBorders>
               <w:top w:val="single" w:color="C9D3E0" w:sz="1"/>
               <w:left w:val="single" w:color="C9D3E0" w:sz="1"/>
@@ -719,15 +825,20 @@
             <w:shd w:fill="FFFFFF" w:val="clear"/>
             <w:tcMar>
               <w:top w:type="dxa" w:w="40"/>
-              <w:left w:type="dxa" w:w="80"/>
-              <w:bottom w:type="dxa" w:w="40"/>
-              <w:right w:type="dxa" w:w="80"/>
-            </w:tcMar>
-          </w:tcPr>
-          <w:p>
-            <w:r>
-              <w:rPr>
-                <w:rFonts w:ascii="Prompt" w:cs="Prompt" w:eastAsia="Prompt" w:hAnsi="Prompt"/>
+              <w:left w:type="dxa" w:w="90"/>
+              <w:bottom w:type="dxa" w:w="40"/>
+              <w:right w:type="dxa" w:w="90"/>
+            </w:tcMar>
+            <w:vAlign w:val="center"/>
+          </w:tcPr>
+          <w:p>
+            <w:pPr>
+              <w:spacing w:after="0" w:line="252"/>
+            </w:pPr>
+            <w:r>
+              <w:rPr>
+                <w:rFonts w:ascii="Prompt" w:cs="Prompt" w:eastAsia="Prompt" w:hAnsi="Prompt"/>
+                <w:color w:val="1A1A1A"/>
                 <w:sz w:val="18"/>
                 <w:szCs w:val="18"/>
               </w:rPr>
@@ -737,7 +848,7 @@
         </w:tc>
         <w:tc>
           <w:tcPr>
-            <w:tcW w:type="dxa" w:w="2340"/>
+            <w:tcW w:type="dxa" w:w="2367"/>
             <w:tcBorders>
               <w:top w:val="single" w:color="C9D3E0" w:sz="1"/>
               <w:left w:val="single" w:color="C9D3E0" w:sz="1"/>
@@ -747,15 +858,20 @@
             <w:shd w:fill="FFFFFF" w:val="clear"/>
             <w:tcMar>
               <w:top w:type="dxa" w:w="40"/>
-              <w:left w:type="dxa" w:w="80"/>
-              <w:bottom w:type="dxa" w:w="40"/>
-              <w:right w:type="dxa" w:w="80"/>
-            </w:tcMar>
-          </w:tcPr>
-          <w:p>
-            <w:r>
-              <w:rPr>
-                <w:rFonts w:ascii="Prompt" w:cs="Prompt" w:eastAsia="Prompt" w:hAnsi="Prompt"/>
+              <w:left w:type="dxa" w:w="90"/>
+              <w:bottom w:type="dxa" w:w="40"/>
+              <w:right w:type="dxa" w:w="90"/>
+            </w:tcMar>
+            <w:vAlign w:val="center"/>
+          </w:tcPr>
+          <w:p>
+            <w:pPr>
+              <w:spacing w:after="0" w:line="252"/>
+            </w:pPr>
+            <w:r>
+              <w:rPr>
+                <w:rFonts w:ascii="Prompt" w:cs="Prompt" w:eastAsia="Prompt" w:hAnsi="Prompt"/>
+                <w:color w:val="1A1A1A"/>
                 <w:sz w:val="18"/>
                 <w:szCs w:val="18"/>
               </w:rPr>
@@ -765,7 +881,7 @@
         </w:tc>
         <w:tc>
           <w:tcPr>
-            <w:tcW w:type="dxa" w:w="2340"/>
+            <w:tcW w:type="dxa" w:w="2367"/>
             <w:tcBorders>
               <w:top w:val="single" w:color="C9D3E0" w:sz="1"/>
               <w:left w:val="single" w:color="C9D3E0" w:sz="1"/>
@@ -775,15 +891,20 @@
             <w:shd w:fill="FFFFFF" w:val="clear"/>
             <w:tcMar>
               <w:top w:type="dxa" w:w="40"/>
-              <w:left w:type="dxa" w:w="80"/>
-              <w:bottom w:type="dxa" w:w="40"/>
-              <w:right w:type="dxa" w:w="80"/>
-            </w:tcMar>
-          </w:tcPr>
-          <w:p>
-            <w:r>
-              <w:rPr>
-                <w:rFonts w:ascii="Prompt" w:cs="Prompt" w:eastAsia="Prompt" w:hAnsi="Prompt"/>
+              <w:left w:type="dxa" w:w="90"/>
+              <w:bottom w:type="dxa" w:w="40"/>
+              <w:right w:type="dxa" w:w="90"/>
+            </w:tcMar>
+            <w:vAlign w:val="center"/>
+          </w:tcPr>
+          <w:p>
+            <w:pPr>
+              <w:spacing w:after="0" w:line="252"/>
+            </w:pPr>
+            <w:r>
+              <w:rPr>
+                <w:rFonts w:ascii="Prompt" w:cs="Prompt" w:eastAsia="Prompt" w:hAnsi="Prompt"/>
+                <w:color w:val="1A1A1A"/>
                 <w:sz w:val="18"/>
                 <w:szCs w:val="18"/>
               </w:rPr>
@@ -795,25 +916,30 @@
       <w:tr>
         <w:tc>
           <w:tcPr>
-            <w:tcW w:type="dxa" w:w="2340"/>
-            <w:tcBorders>
-              <w:top w:val="single" w:color="C9D3E0" w:sz="1"/>
-              <w:left w:val="single" w:color="C9D3E0" w:sz="1"/>
-              <w:bottom w:val="single" w:color="C9D3E0" w:sz="1"/>
-              <w:right w:val="single" w:color="C9D3E0" w:sz="1"/>
-            </w:tcBorders>
-            <w:shd w:fill="FFFFFF" w:val="clear"/>
-            <w:tcMar>
-              <w:top w:type="dxa" w:w="40"/>
-              <w:left w:type="dxa" w:w="80"/>
-              <w:bottom w:type="dxa" w:w="40"/>
-              <w:right w:type="dxa" w:w="80"/>
-            </w:tcMar>
-          </w:tcPr>
-          <w:p>
-            <w:r>
-              <w:rPr>
-                <w:rFonts w:ascii="Prompt" w:cs="Prompt" w:eastAsia="Prompt" w:hAnsi="Prompt"/>
+            <w:tcW w:type="dxa" w:w="2367"/>
+            <w:tcBorders>
+              <w:top w:val="single" w:color="C9D3E0" w:sz="1"/>
+              <w:left w:val="single" w:color="C9D3E0" w:sz="1"/>
+              <w:bottom w:val="single" w:color="C9D3E0" w:sz="1"/>
+              <w:right w:val="single" w:color="C9D3E0" w:sz="1"/>
+            </w:tcBorders>
+            <w:shd w:fill="F4F6FA" w:val="clear"/>
+            <w:tcMar>
+              <w:top w:type="dxa" w:w="40"/>
+              <w:left w:type="dxa" w:w="90"/>
+              <w:bottom w:type="dxa" w:w="40"/>
+              <w:right w:type="dxa" w:w="90"/>
+            </w:tcMar>
+            <w:vAlign w:val="center"/>
+          </w:tcPr>
+          <w:p>
+            <w:pPr>
+              <w:spacing w:after="0" w:line="252"/>
+            </w:pPr>
+            <w:r>
+              <w:rPr>
+                <w:rFonts w:ascii="Prompt" w:cs="Prompt" w:eastAsia="Prompt" w:hAnsi="Prompt"/>
+                <w:color w:val="1A1A1A"/>
                 <w:sz w:val="18"/>
                 <w:szCs w:val="18"/>
               </w:rPr>
@@ -823,25 +949,30 @@
         </w:tc>
         <w:tc>
           <w:tcPr>
-            <w:tcW w:type="dxa" w:w="2340"/>
-            <w:tcBorders>
-              <w:top w:val="single" w:color="C9D3E0" w:sz="1"/>
-              <w:left w:val="single" w:color="C9D3E0" w:sz="1"/>
-              <w:bottom w:val="single" w:color="C9D3E0" w:sz="1"/>
-              <w:right w:val="single" w:color="C9D3E0" w:sz="1"/>
-            </w:tcBorders>
-            <w:shd w:fill="FFFFFF" w:val="clear"/>
-            <w:tcMar>
-              <w:top w:type="dxa" w:w="40"/>
-              <w:left w:type="dxa" w:w="80"/>
-              <w:bottom w:type="dxa" w:w="40"/>
-              <w:right w:type="dxa" w:w="80"/>
-            </w:tcMar>
-          </w:tcPr>
-          <w:p>
-            <w:r>
-              <w:rPr>
-                <w:rFonts w:ascii="Prompt" w:cs="Prompt" w:eastAsia="Prompt" w:hAnsi="Prompt"/>
+            <w:tcW w:type="dxa" w:w="2367"/>
+            <w:tcBorders>
+              <w:top w:val="single" w:color="C9D3E0" w:sz="1"/>
+              <w:left w:val="single" w:color="C9D3E0" w:sz="1"/>
+              <w:bottom w:val="single" w:color="C9D3E0" w:sz="1"/>
+              <w:right w:val="single" w:color="C9D3E0" w:sz="1"/>
+            </w:tcBorders>
+            <w:shd w:fill="F4F6FA" w:val="clear"/>
+            <w:tcMar>
+              <w:top w:type="dxa" w:w="40"/>
+              <w:left w:type="dxa" w:w="90"/>
+              <w:bottom w:type="dxa" w:w="40"/>
+              <w:right w:type="dxa" w:w="90"/>
+            </w:tcMar>
+            <w:vAlign w:val="center"/>
+          </w:tcPr>
+          <w:p>
+            <w:pPr>
+              <w:spacing w:after="0" w:line="252"/>
+            </w:pPr>
+            <w:r>
+              <w:rPr>
+                <w:rFonts w:ascii="Prompt" w:cs="Prompt" w:eastAsia="Prompt" w:hAnsi="Prompt"/>
+                <w:color w:val="1A1A1A"/>
                 <w:sz w:val="18"/>
                 <w:szCs w:val="18"/>
               </w:rPr>
@@ -851,25 +982,30 @@
         </w:tc>
         <w:tc>
           <w:tcPr>
-            <w:tcW w:type="dxa" w:w="2340"/>
-            <w:tcBorders>
-              <w:top w:val="single" w:color="C9D3E0" w:sz="1"/>
-              <w:left w:val="single" w:color="C9D3E0" w:sz="1"/>
-              <w:bottom w:val="single" w:color="C9D3E0" w:sz="1"/>
-              <w:right w:val="single" w:color="C9D3E0" w:sz="1"/>
-            </w:tcBorders>
-            <w:shd w:fill="FFFFFF" w:val="clear"/>
-            <w:tcMar>
-              <w:top w:type="dxa" w:w="40"/>
-              <w:left w:type="dxa" w:w="80"/>
-              <w:bottom w:type="dxa" w:w="40"/>
-              <w:right w:type="dxa" w:w="80"/>
-            </w:tcMar>
-          </w:tcPr>
-          <w:p>
-            <w:r>
-              <w:rPr>
-                <w:rFonts w:ascii="Prompt" w:cs="Prompt" w:eastAsia="Prompt" w:hAnsi="Prompt"/>
+            <w:tcW w:type="dxa" w:w="2367"/>
+            <w:tcBorders>
+              <w:top w:val="single" w:color="C9D3E0" w:sz="1"/>
+              <w:left w:val="single" w:color="C9D3E0" w:sz="1"/>
+              <w:bottom w:val="single" w:color="C9D3E0" w:sz="1"/>
+              <w:right w:val="single" w:color="C9D3E0" w:sz="1"/>
+            </w:tcBorders>
+            <w:shd w:fill="F4F6FA" w:val="clear"/>
+            <w:tcMar>
+              <w:top w:type="dxa" w:w="40"/>
+              <w:left w:type="dxa" w:w="90"/>
+              <w:bottom w:type="dxa" w:w="40"/>
+              <w:right w:type="dxa" w:w="90"/>
+            </w:tcMar>
+            <w:vAlign w:val="center"/>
+          </w:tcPr>
+          <w:p>
+            <w:pPr>
+              <w:spacing w:after="0" w:line="252"/>
+            </w:pPr>
+            <w:r>
+              <w:rPr>
+                <w:rFonts w:ascii="Prompt" w:cs="Prompt" w:eastAsia="Prompt" w:hAnsi="Prompt"/>
+                <w:color w:val="1A1A1A"/>
                 <w:sz w:val="18"/>
                 <w:szCs w:val="18"/>
               </w:rPr>
@@ -879,25 +1015,30 @@
         </w:tc>
         <w:tc>
           <w:tcPr>
-            <w:tcW w:type="dxa" w:w="2340"/>
-            <w:tcBorders>
-              <w:top w:val="single" w:color="C9D3E0" w:sz="1"/>
-              <w:left w:val="single" w:color="C9D3E0" w:sz="1"/>
-              <w:bottom w:val="single" w:color="C9D3E0" w:sz="1"/>
-              <w:right w:val="single" w:color="C9D3E0" w:sz="1"/>
-            </w:tcBorders>
-            <w:shd w:fill="FFFFFF" w:val="clear"/>
-            <w:tcMar>
-              <w:top w:type="dxa" w:w="40"/>
-              <w:left w:type="dxa" w:w="80"/>
-              <w:bottom w:type="dxa" w:w="40"/>
-              <w:right w:type="dxa" w:w="80"/>
-            </w:tcMar>
-          </w:tcPr>
-          <w:p>
-            <w:r>
-              <w:rPr>
-                <w:rFonts w:ascii="Prompt" w:cs="Prompt" w:eastAsia="Prompt" w:hAnsi="Prompt"/>
+            <w:tcW w:type="dxa" w:w="2367"/>
+            <w:tcBorders>
+              <w:top w:val="single" w:color="C9D3E0" w:sz="1"/>
+              <w:left w:val="single" w:color="C9D3E0" w:sz="1"/>
+              <w:bottom w:val="single" w:color="C9D3E0" w:sz="1"/>
+              <w:right w:val="single" w:color="C9D3E0" w:sz="1"/>
+            </w:tcBorders>
+            <w:shd w:fill="F4F6FA" w:val="clear"/>
+            <w:tcMar>
+              <w:top w:type="dxa" w:w="40"/>
+              <w:left w:type="dxa" w:w="90"/>
+              <w:bottom w:type="dxa" w:w="40"/>
+              <w:right w:type="dxa" w:w="90"/>
+            </w:tcMar>
+            <w:vAlign w:val="center"/>
+          </w:tcPr>
+          <w:p>
+            <w:pPr>
+              <w:spacing w:after="0" w:line="252"/>
+            </w:pPr>
+            <w:r>
+              <w:rPr>
+                <w:rFonts w:ascii="Prompt" w:cs="Prompt" w:eastAsia="Prompt" w:hAnsi="Prompt"/>
+                <w:color w:val="1A1A1A"/>
                 <w:sz w:val="18"/>
                 <w:szCs w:val="18"/>
               </w:rPr>
@@ -909,7 +1050,7 @@
       <w:tr>
         <w:tc>
           <w:tcPr>
-            <w:tcW w:type="dxa" w:w="2340"/>
+            <w:tcW w:type="dxa" w:w="2367"/>
             <w:tcBorders>
               <w:top w:val="single" w:color="C9D3E0" w:sz="1"/>
               <w:left w:val="single" w:color="C9D3E0" w:sz="1"/>
@@ -919,15 +1060,20 @@
             <w:shd w:fill="FFFFFF" w:val="clear"/>
             <w:tcMar>
               <w:top w:type="dxa" w:w="40"/>
-              <w:left w:type="dxa" w:w="80"/>
-              <w:bottom w:type="dxa" w:w="40"/>
-              <w:right w:type="dxa" w:w="80"/>
-            </w:tcMar>
-          </w:tcPr>
-          <w:p>
-            <w:r>
-              <w:rPr>
-                <w:rFonts w:ascii="Prompt" w:cs="Prompt" w:eastAsia="Prompt" w:hAnsi="Prompt"/>
+              <w:left w:type="dxa" w:w="90"/>
+              <w:bottom w:type="dxa" w:w="40"/>
+              <w:right w:type="dxa" w:w="90"/>
+            </w:tcMar>
+            <w:vAlign w:val="center"/>
+          </w:tcPr>
+          <w:p>
+            <w:pPr>
+              <w:spacing w:after="0" w:line="252"/>
+            </w:pPr>
+            <w:r>
+              <w:rPr>
+                <w:rFonts w:ascii="Prompt" w:cs="Prompt" w:eastAsia="Prompt" w:hAnsi="Prompt"/>
+                <w:color w:val="1A1A1A"/>
                 <w:sz w:val="18"/>
                 <w:szCs w:val="18"/>
               </w:rPr>
@@ -937,7 +1083,7 @@
         </w:tc>
         <w:tc>
           <w:tcPr>
-            <w:tcW w:type="dxa" w:w="2340"/>
+            <w:tcW w:type="dxa" w:w="2367"/>
             <w:tcBorders>
               <w:top w:val="single" w:color="C9D3E0" w:sz="1"/>
               <w:left w:val="single" w:color="C9D3E0" w:sz="1"/>
@@ -947,15 +1093,20 @@
             <w:shd w:fill="FFFFFF" w:val="clear"/>
             <w:tcMar>
               <w:top w:type="dxa" w:w="40"/>
-              <w:left w:type="dxa" w:w="80"/>
-              <w:bottom w:type="dxa" w:w="40"/>
-              <w:right w:type="dxa" w:w="80"/>
-            </w:tcMar>
-          </w:tcPr>
-          <w:p>
-            <w:r>
-              <w:rPr>
-                <w:rFonts w:ascii="Prompt" w:cs="Prompt" w:eastAsia="Prompt" w:hAnsi="Prompt"/>
+              <w:left w:type="dxa" w:w="90"/>
+              <w:bottom w:type="dxa" w:w="40"/>
+              <w:right w:type="dxa" w:w="90"/>
+            </w:tcMar>
+            <w:vAlign w:val="center"/>
+          </w:tcPr>
+          <w:p>
+            <w:pPr>
+              <w:spacing w:after="0" w:line="252"/>
+            </w:pPr>
+            <w:r>
+              <w:rPr>
+                <w:rFonts w:ascii="Prompt" w:cs="Prompt" w:eastAsia="Prompt" w:hAnsi="Prompt"/>
+                <w:color w:val="1A1A1A"/>
                 <w:sz w:val="18"/>
                 <w:szCs w:val="18"/>
               </w:rPr>
@@ -965,7 +1116,7 @@
         </w:tc>
         <w:tc>
           <w:tcPr>
-            <w:tcW w:type="dxa" w:w="2340"/>
+            <w:tcW w:type="dxa" w:w="2367"/>
             <w:tcBorders>
               <w:top w:val="single" w:color="C9D3E0" w:sz="1"/>
               <w:left w:val="single" w:color="C9D3E0" w:sz="1"/>
@@ -975,15 +1126,20 @@
             <w:shd w:fill="FFFFFF" w:val="clear"/>
             <w:tcMar>
               <w:top w:type="dxa" w:w="40"/>
-              <w:left w:type="dxa" w:w="80"/>
-              <w:bottom w:type="dxa" w:w="40"/>
-              <w:right w:type="dxa" w:w="80"/>
-            </w:tcMar>
-          </w:tcPr>
-          <w:p>
-            <w:r>
-              <w:rPr>
-                <w:rFonts w:ascii="Prompt" w:cs="Prompt" w:eastAsia="Prompt" w:hAnsi="Prompt"/>
+              <w:left w:type="dxa" w:w="90"/>
+              <w:bottom w:type="dxa" w:w="40"/>
+              <w:right w:type="dxa" w:w="90"/>
+            </w:tcMar>
+            <w:vAlign w:val="center"/>
+          </w:tcPr>
+          <w:p>
+            <w:pPr>
+              <w:spacing w:after="0" w:line="252"/>
+            </w:pPr>
+            <w:r>
+              <w:rPr>
+                <w:rFonts w:ascii="Prompt" w:cs="Prompt" w:eastAsia="Prompt" w:hAnsi="Prompt"/>
+                <w:color w:val="1A1A1A"/>
                 <w:sz w:val="18"/>
                 <w:szCs w:val="18"/>
               </w:rPr>
@@ -993,7 +1149,7 @@
         </w:tc>
         <w:tc>
           <w:tcPr>
-            <w:tcW w:type="dxa" w:w="2340"/>
+            <w:tcW w:type="dxa" w:w="2367"/>
             <w:tcBorders>
               <w:top w:val="single" w:color="C9D3E0" w:sz="1"/>
               <w:left w:val="single" w:color="C9D3E0" w:sz="1"/>
@@ -1003,15 +1159,20 @@
             <w:shd w:fill="FFFFFF" w:val="clear"/>
             <w:tcMar>
               <w:top w:type="dxa" w:w="40"/>
-              <w:left w:type="dxa" w:w="80"/>
-              <w:bottom w:type="dxa" w:w="40"/>
-              <w:right w:type="dxa" w:w="80"/>
-            </w:tcMar>
-          </w:tcPr>
-          <w:p>
-            <w:r>
-              <w:rPr>
-                <w:rFonts w:ascii="Prompt" w:cs="Prompt" w:eastAsia="Prompt" w:hAnsi="Prompt"/>
+              <w:left w:type="dxa" w:w="90"/>
+              <w:bottom w:type="dxa" w:w="40"/>
+              <w:right w:type="dxa" w:w="90"/>
+            </w:tcMar>
+            <w:vAlign w:val="center"/>
+          </w:tcPr>
+          <w:p>
+            <w:pPr>
+              <w:spacing w:after="0" w:line="252"/>
+            </w:pPr>
+            <w:r>
+              <w:rPr>
+                <w:rFonts w:ascii="Prompt" w:cs="Prompt" w:eastAsia="Prompt" w:hAnsi="Prompt"/>
+                <w:color w:val="1A1A1A"/>
                 <w:sz w:val="18"/>
                 <w:szCs w:val="18"/>
               </w:rPr>
@@ -1022,34 +1183,129 @@
       </w:tr>
     </w:tbl>
     <w:p>
-      <w:pPr>
-        <w:spacing w:after="80"/>
-      </w:pPr>
-      <w:r>
-        <w:t xml:space="preserve"/>
-      </w:r>
-    </w:p>
-    <w:p>
-      <w:pPr>
-        <w:pBdr>
-          <w:left w:val="single" w:color="2E75B6" w:sz="12" w:space="8"/>
-        </w:pBdr>
-        <w:spacing w:after="60"/>
-        <w:ind w:left="360"/>
+      <w:r>
+        <w:br w:type="page"/>
+      </w:r>
+    </w:p>
+    <w:p>
+      <w:pPr>
+        <w:pStyle w:val="Heading1"/>
+        <w:spacing w:after="120"/>
       </w:pPr>
       <w:r>
         <w:rPr>
           <w:rFonts w:ascii="Prompt" w:cs="Prompt" w:eastAsia="Prompt" w:hAnsi="Prompt"/>
           <w:b/>
           <w:bCs/>
-          <w:color w:val="444444"/>
+          <w:color w:val="1F3864"/>
+          <w:sz w:val="30"/>
+          <w:szCs w:val="30"/>
+        </w:rPr>
+        <w:t xml:space="preserve">สารบัญ (Contents)</w:t>
+      </w:r>
+    </w:p>
+    <w:sdt>
+      <w:sdtPr>
+        <w:alias w:val="Contents"/>
+      </w:sdtPr>
+      <w:sdtContent>
+        <w:p>
+          <w:r>
+            <w:fldChar w:fldCharType="begin" w:dirty="true"/>
+            <w:instrText xml:space="preserve">TOC \h \o "1-3"</w:instrText>
+            <w:fldChar w:fldCharType="separate"/>
+          </w:r>
+        </w:p>
+        <w:p>
+          <w:r>
+            <w:fldChar w:fldCharType="end"/>
+          </w:r>
+        </w:p>
+      </w:sdtContent>
+    </w:sdt>
+    <w:p>
+      <w:r>
+        <w:br w:type="page"/>
+      </w:r>
+    </w:p>
+    <w:p>
+      <w:pPr>
+        <w:pBdr>
+          <w:left w:val="single" w:color="0C447C" w:sz="18" w:space="10"/>
+        </w:pBdr>
+        <w:shd w:fill="EEF3FA" w:val="clear"/>
+        <w:spacing w:after="80"/>
+        <w:ind w:left="360"/>
+      </w:pPr>
+      <w:r>
+        <w:rPr>
+          <w:rFonts w:ascii="Prompt" w:cs="Prompt" w:eastAsia="Prompt" w:hAnsi="Prompt"/>
+          <w:color w:val="33425A"/>
+        </w:rPr>
+        <w:t xml:space="preserve">World Fert Co., Ltd. · build v4.2.17 · ปรับปรุง 27 มิ.ย. 2569</w:t>
+      </w:r>
+    </w:p>
+    <w:p>
+      <w:pPr>
+        <w:pBdr>
+          <w:left w:val="single" w:color="0C447C" w:sz="18" w:space="10"/>
+        </w:pBdr>
+        <w:shd w:fill="EEF3FA" w:val="clear"/>
+        <w:spacing w:after="80"/>
+        <w:ind w:left="360"/>
+      </w:pPr>
+      <w:r>
+        <w:rPr>
+          <w:rFonts w:ascii="Prompt" w:cs="Prompt" w:eastAsia="Prompt" w:hAnsi="Prompt"/>
+          <w:color w:val="33425A"/>
+        </w:rPr>
+        <w:t xml:space="preserve">ชุดเอกสารนี้จัดทำเพื่อการทดสอบ, ใช้งาน, และยื่นรับรอง </w:t>
+      </w:r>
+      <w:r>
+        <w:rPr>
+          <w:rFonts w:ascii="Prompt" w:cs="Prompt" w:eastAsia="Prompt" w:hAnsi="Prompt"/>
+          <w:b/>
+          <w:bCs/>
+          <w:color w:val="33425A"/>
+        </w:rPr>
+        <w:t xml:space="preserve">ISO 9001</w:t>
+      </w:r>
+    </w:p>
+    <w:p>
+      <w:pPr>
+        <w:pStyle w:val="Heading2"/>
+        <w:spacing w:after="120" w:before="220"/>
+      </w:pPr>
+      <w:r>
+        <w:rPr>
+          <w:rFonts w:ascii="Prompt" w:cs="Prompt" w:eastAsia="Prompt" w:hAnsi="Prompt"/>
+          <w:color w:val="0C447C"/>
+        </w:rPr>
+        <w:t xml:space="preserve">ดัชนีเอกสาร (Document Index)</w:t>
+      </w:r>
+    </w:p>
+    <w:p>
+      <w:pPr>
+        <w:pBdr>
+          <w:left w:val="single" w:color="0C447C" w:sz="18" w:space="10"/>
+        </w:pBdr>
+        <w:shd w:fill="EEF3FA" w:val="clear"/>
+        <w:spacing w:after="80"/>
+        <w:ind w:left="360"/>
+      </w:pPr>
+      <w:r>
+        <w:rPr>
+          <w:rFonts w:ascii="Prompt" w:cs="Prompt" w:eastAsia="Prompt" w:hAnsi="Prompt"/>
+          <w:b/>
+          <w:bCs/>
+          <w:color w:val="33425A"/>
         </w:rPr>
         <w:t xml:space="preserve">ฉบับ Word (.docx):</w:t>
       </w:r>
       <w:r>
         <w:rPr>
           <w:rFonts w:ascii="Prompt" w:cs="Prompt" w:eastAsia="Prompt" w:hAnsi="Prompt"/>
-          <w:color w:val="444444"/>
+          <w:color w:val="33425A"/>
         </w:rPr>
         <w:t xml:space="preserve"> ทุกเอกสารข้างต้นแปลงเป็น Word ไว้ที่โฟลเดอร์ word/ (สำหรับยื่น ISO เป็นไฟล์เอกสาร) · ไดอะแกรมอยู่ใน refs/WorldFert_Diagrams_v6.drawio (13 หน้า รวม DB Architecture + 3-Way Mapping)</w:t>
       </w:r>
@@ -1057,10 +1313,12 @@
     <w:p>
       <w:pPr>
         <w:pStyle w:val="Heading2"/>
-      </w:pPr>
-      <w:r>
-        <w:rPr>
-          <w:rFonts w:ascii="Prompt" w:cs="Prompt" w:eastAsia="Prompt" w:hAnsi="Prompt"/>
+        <w:spacing w:after="120" w:before="220"/>
+      </w:pPr>
+      <w:r>
+        <w:rPr>
+          <w:rFonts w:ascii="Prompt" w:cs="Prompt" w:eastAsia="Prompt" w:hAnsi="Prompt"/>
+          <w:color w:val="0C447C"/>
         </w:rPr>
         <w:t xml:space="preserve">เอกสารออกแบบ (อ้างอิง)</w:t>
       </w:r>
@@ -1072,6 +1330,7 @@
           <w:ilvl w:val="0"/>
           <w:numId w:val="2"/>
         </w:numPr>
+        <w:spacing w:after="30"/>
       </w:pPr>
       <w:r>
         <w:rPr>
@@ -1087,6 +1346,7 @@
           <w:ilvl w:val="0"/>
           <w:numId w:val="2"/>
         </w:numPr>
+        <w:spacing w:after="30"/>
       </w:pPr>
       <w:r>
         <w:rPr>
@@ -1102,6 +1362,7 @@
           <w:ilvl w:val="0"/>
           <w:numId w:val="2"/>
         </w:numPr>
+        <w:spacing w:after="30"/>
       </w:pPr>
       <w:r>
         <w:rPr>
@@ -1113,10 +1374,12 @@
     <w:p>
       <w:pPr>
         <w:pStyle w:val="Heading2"/>
-      </w:pPr>
-      <w:r>
-        <w:rPr>
-          <w:rFonts w:ascii="Prompt" w:cs="Prompt" w:eastAsia="Prompt" w:hAnsi="Prompt"/>
+        <w:spacing w:after="120" w:before="220"/>
+      </w:pPr>
+      <w:r>
+        <w:rPr>
+          <w:rFonts w:ascii="Prompt" w:cs="Prompt" w:eastAsia="Prompt" w:hAnsi="Prompt"/>
+          <w:color w:val="0C447C"/>
         </w:rPr>
         <w:t xml:space="preserve">เอกสารเทคนิคอื่น</w:t>
       </w:r>
@@ -1128,6 +1391,7 @@
           <w:ilvl w:val="0"/>
           <w:numId w:val="2"/>
         </w:numPr>
+        <w:spacing w:after="30"/>
       </w:pPr>
       <w:r>
         <w:rPr>
@@ -1139,10 +1403,12 @@
     <w:p>
       <w:pPr>
         <w:pStyle w:val="Heading2"/>
-      </w:pPr>
-      <w:r>
-        <w:rPr>
-          <w:rFonts w:ascii="Prompt" w:cs="Prompt" w:eastAsia="Prompt" w:hAnsi="Prompt"/>
+        <w:spacing w:after="120" w:before="220"/>
+      </w:pPr>
+      <w:r>
+        <w:rPr>
+          <w:rFonts w:ascii="Prompt" w:cs="Prompt" w:eastAsia="Prompt" w:hAnsi="Prompt"/>
+          <w:color w:val="0C447C"/>
         </w:rPr>
         <w:t xml:space="preserve">สรุประบบโดยย่อ</w:t>
       </w:r>
@@ -1154,6 +1420,7 @@
           <w:ilvl w:val="0"/>
           <w:numId w:val="2"/>
         </w:numPr>
+        <w:spacing w:after="30"/>
       </w:pPr>
       <w:r>
         <w:rPr>
@@ -1177,6 +1444,7 @@
           <w:ilvl w:val="0"/>
           <w:numId w:val="2"/>
         </w:numPr>
+        <w:spacing w:after="30"/>
       </w:pPr>
       <w:r>
         <w:rPr>
@@ -1200,6 +1468,7 @@
           <w:ilvl w:val="0"/>
           <w:numId w:val="2"/>
         </w:numPr>
+        <w:spacing w:after="30"/>
       </w:pPr>
       <w:r>
         <w:rPr>
@@ -1223,6 +1492,7 @@
           <w:ilvl w:val="0"/>
           <w:numId w:val="2"/>
         </w:numPr>
+        <w:spacing w:after="30"/>
       </w:pPr>
       <w:r>
         <w:rPr>
@@ -1232,8 +1502,10 @@
       </w:r>
     </w:p>
     <w:sectPr>
-      <w:pgSz w:w="12240" w:h="15840" w:orient="portrait"/>
-      <w:pgMar w:top="1440" w:right="1080" w:bottom="1440" w:left="1080" w:header="708" w:footer="708" w:gutter="0"/>
+      <w:headerReference w:type="default" r:id="rId7"/>
+      <w:footerReference w:type="default" r:id="rId8"/>
+      <w:pgSz w:w="11906" w:h="16838" w:orient="portrait"/>
+      <w:pgMar w:top="1200" w:right="1080" w:bottom="1200" w:left="1080" w:header="708" w:footer="708" w:gutter="0"/>
       <w:pgNumType/>
       <w:docGrid w:linePitch="360"/>
     </w:sectPr>
@@ -1282,6 +1554,46 @@
 </w:endnotes>
 </file>
 
+<file path=word/footer1.xml><?xml version="1.0" encoding="utf-8"?>
+<w:ftr xmlns:wpc="http://schemas.microsoft.com/office/word/2010/wordprocessingCanvas" xmlns:mc="http://schemas.openxmlformats.org/markup-compatibility/2006" xmlns:o="urn:schemas-microsoft-com:office:office" xmlns:r="http://schemas.openxmlformats.org/officeDocument/2006/relationships" xmlns:m="http://schemas.openxmlformats.org/officeDocument/2006/math" xmlns:v="urn:schemas-microsoft-com:vml" xmlns:wp14="http://schemas.microsoft.com/office/word/2010/wordprocessingDrawing" xmlns:wp="http://schemas.openxmlformats.org/drawingml/2006/wordprocessingDrawing" xmlns:w10="urn:schemas-microsoft-com:office:word" xmlns:w="http://schemas.openxmlformats.org/wordprocessingml/2006/main" xmlns:w14="http://schemas.microsoft.com/office/word/2010/wordml" xmlns:w15="http://schemas.microsoft.com/office/word/2012/wordml" xmlns:wpg="http://schemas.microsoft.com/office/word/2010/wordprocessingGroup" xmlns:wpi="http://schemas.microsoft.com/office/word/2010/wordprocessingInk" xmlns:wne="http://schemas.microsoft.com/office/word/2006/wordml" xmlns:wps="http://schemas.microsoft.com/office/word/2010/wordprocessingShape">
+  <w:p>
+    <w:pPr>
+      <w:pBdr>
+        <w:top w:val="single" w:color="C9D3E0" w:sz="4" w:space="4"/>
+      </w:pBdr>
+      <w:jc w:val="center"/>
+    </w:pPr>
+    <w:r>
+      <w:rPr>
+        <w:rFonts w:ascii="Prompt" w:cs="Prompt" w:eastAsia="Prompt" w:hAnsi="Prompt"/>
+        <w:color w:val="999999"/>
+        <w:sz w:val="14"/>
+        <w:szCs w:val="14"/>
+      </w:rPr>
+      <w:t xml:space="preserve">WS-Sale-App · v7.0 · </w:t>
+    </w:r>
+    <w:r>
+      <w:rPr>
+        <w:rFonts w:ascii="Prompt" w:cs="Prompt" w:eastAsia="Prompt" w:hAnsi="Prompt"/>
+        <w:color w:val="999999"/>
+        <w:sz w:val="14"/>
+        <w:szCs w:val="14"/>
+      </w:rPr>
+      <w:t xml:space="preserve">หน้า </w:t>
+      <w:fldChar w:fldCharType="begin"/>
+      <w:instrText xml:space="preserve">PAGE</w:instrText>
+      <w:fldChar w:fldCharType="separate"/>
+      <w:fldChar w:fldCharType="end"/>
+      <w:t xml:space="preserve"> / </w:t>
+      <w:fldChar w:fldCharType="begin"/>
+      <w:instrText xml:space="preserve">NUMPAGES</w:instrText>
+      <w:fldChar w:fldCharType="separate"/>
+      <w:fldChar w:fldCharType="end"/>
+    </w:r>
+  </w:p>
+</w:ftr>
+</file>
+
 <file path=word/footnotes.xml><?xml version="1.0" encoding="utf-8"?>
 <w:footnotes xmlns:wpc="http://schemas.microsoft.com/office/word/2010/wordprocessingCanvas" xmlns:mc="http://schemas.openxmlformats.org/markup-compatibility/2006" xmlns:o="urn:schemas-microsoft-com:office:office" xmlns:r="http://schemas.openxmlformats.org/officeDocument/2006/relationships" xmlns:m="http://schemas.openxmlformats.org/officeDocument/2006/math" xmlns:v="urn:schemas-microsoft-com:vml" xmlns:wp14="http://schemas.microsoft.com/office/word/2010/wordprocessingDrawing" xmlns:wp="http://schemas.openxmlformats.org/drawingml/2006/wordprocessingDrawing" xmlns:w10="urn:schemas-microsoft-com:office:word" xmlns:w="http://schemas.openxmlformats.org/wordprocessingml/2006/main" xmlns:w14="http://schemas.microsoft.com/office/word/2010/wordml" xmlns:w15="http://schemas.microsoft.com/office/word/2012/wordml" xmlns:wpg="http://schemas.microsoft.com/office/word/2010/wordprocessingGroup" xmlns:wpi="http://schemas.microsoft.com/office/word/2010/wordprocessingInk" xmlns:wne="http://schemas.microsoft.com/office/word/2006/wordml" xmlns:wps="http://schemas.microsoft.com/office/word/2010/wordprocessingShape" mc:Ignorable="w14 w15 wp14">
   <w:footnote w:type="separator" w:id="-1">
@@ -1317,6 +1629,39 @@
     </w:p>
   </w:footnote>
 </w:footnotes>
+</file>
+
+<file path=word/header1.xml><?xml version="1.0" encoding="utf-8"?>
+<w:hdr xmlns:wpc="http://schemas.microsoft.com/office/word/2010/wordprocessingCanvas" xmlns:mc="http://schemas.openxmlformats.org/markup-compatibility/2006" xmlns:o="urn:schemas-microsoft-com:office:office" xmlns:r="http://schemas.openxmlformats.org/officeDocument/2006/relationships" xmlns:m="http://schemas.openxmlformats.org/officeDocument/2006/math" xmlns:v="urn:schemas-microsoft-com:vml" xmlns:wp14="http://schemas.microsoft.com/office/word/2010/wordprocessingDrawing" xmlns:wp="http://schemas.openxmlformats.org/drawingml/2006/wordprocessingDrawing" xmlns:w10="urn:schemas-microsoft-com:office:word" xmlns:w="http://schemas.openxmlformats.org/wordprocessingml/2006/main" xmlns:w14="http://schemas.microsoft.com/office/word/2010/wordml" xmlns:w15="http://schemas.microsoft.com/office/word/2012/wordml" xmlns:wpg="http://schemas.microsoft.com/office/word/2010/wordprocessingGroup" xmlns:wpi="http://schemas.microsoft.com/office/word/2010/wordprocessingInk" xmlns:wne="http://schemas.microsoft.com/office/word/2006/wordml" xmlns:wps="http://schemas.microsoft.com/office/word/2010/wordprocessingShape" xmlns:cx="http://schemas.microsoft.com/office/drawing/2014/chartex" xmlns:cx1="http://schemas.microsoft.com/office/drawing/2015/9/8/chartex" xmlns:cx2="http://schemas.microsoft.com/office/drawing/2015/10/21/chartex" xmlns:cx3="http://schemas.microsoft.com/office/drawing/2016/5/9/chartex" xmlns:cx4="http://schemas.microsoft.com/office/drawing/2016/5/10/chartex" xmlns:cx5="http://schemas.microsoft.com/office/drawing/2016/5/11/chartex" xmlns:cx6="http://schemas.microsoft.com/office/drawing/2016/5/12/chartex" xmlns:cx7="http://schemas.microsoft.com/office/drawing/2016/5/13/chartex" xmlns:cx8="http://schemas.microsoft.com/office/drawing/2016/5/14/chartex" xmlns:w16cid="http://schemas.microsoft.com/office/word/2016/wordml/cid" xmlns:w16se="http://schemas.microsoft.com/office/word/2015/wordml/symex">
+  <w:p>
+    <w:pPr>
+      <w:pBdr>
+        <w:bottom w:val="single" w:color="0C447C" w:sz="4" w:space="4"/>
+      </w:pBdr>
+      <w:tabs>
+        <w:tab w:val="right" w:pos="9026"/>
+      </w:tabs>
+    </w:pPr>
+    <w:r>
+      <w:rPr>
+        <w:rFonts w:ascii="Prompt" w:cs="Prompt" w:eastAsia="Prompt" w:hAnsi="Prompt"/>
+        <w:color w:val="0C447C"/>
+        <w:sz w:val="14"/>
+        <w:szCs w:val="14"/>
+      </w:rPr>
+      <w:t xml:space="preserve">เอกสารระบบ WS-Sale-App (ชุดปฏิบัติการ)</w:t>
+    </w:r>
+    <w:r>
+      <w:rPr>
+        <w:rFonts w:ascii="Prompt" w:cs="Prompt" w:eastAsia="Prompt" w:hAnsi="Prompt"/>
+        <w:color w:val="999999"/>
+        <w:sz w:val="14"/>
+        <w:szCs w:val="14"/>
+      </w:rPr>
+      <w:t xml:space="preserve">	World Fert · Confidential</w:t>
+    </w:r>
+  </w:p>
+</w:hdr>
 </file>
 
 <file path=word/numbering.xml><?xml version="1.0" encoding="utf-8"?>
@@ -1415,6 +1760,9 @@
       <w:pPr>
         <w:ind w:left="540" w:hanging="260"/>
       </w:pPr>
+      <w:rPr>
+        <w:color w:val="0C447C"/>
+      </w:rPr>
     </w:lvl>
   </w:abstractNum>
   <w:abstractNum w:abstractNumId="3" w15:restartNumberingAfterBreak="0">
@@ -1450,6 +1798,7 @@
     <w:rPrDefault>
       <w:rPr>
         <w:rFonts w:ascii="Prompt" w:cs="Prompt" w:eastAsia="Prompt" w:hAnsi="Prompt"/>
+        <w:color w:val="1A1A1A"/>
         <w:sz w:val="20"/>
         <w:szCs w:val="20"/>
       </w:rPr>
